--- a/Computation math/Comp_lab_1/P3215 Выч Мат ЛР1 Линейский А.Е..docx
+++ b/Computation math/Comp_lab_1/P3215 Выч Мат ЛР1 Линейский А.Е..docx
@@ -181,7 +181,7 @@
           <w:sz w:val="24"/>
           <w:szCs w:val="24"/>
         </w:rPr>
-        <w:t>Программирование</w:t>
+        <w:t>Вычислительная математика</w:t>
       </w:r>
       <w:r>
         <w:rPr>
@@ -325,9 +325,6 @@
     <w:p>
       <w:pPr>
         <w:jc w:val="center"/>
-        <w:rPr>
-          <w:lang w:val="en-US"/>
-        </w:rPr>
       </w:pPr>
       <w:r>
         <w:t>Санк</w:t>
@@ -354,10 +351,10 @@
         <w:t>6</w:t>
       </w:r>
     </w:p>
-    <w:bookmarkStart w:id="0" w:name="_Toc182062724" w:displacedByCustomXml="next"/>
-    <w:bookmarkStart w:id="1" w:name="_Toc178448935" w:displacedByCustomXml="next"/>
-    <w:bookmarkStart w:id="2" w:name="_Toc178448813" w:displacedByCustomXml="next"/>
-    <w:bookmarkStart w:id="3" w:name="_Toc178447396" w:displacedByCustomXml="next"/>
+    <w:bookmarkStart w:id="0" w:name="_Toc178447396" w:displacedByCustomXml="next"/>
+    <w:bookmarkStart w:id="1" w:name="_Toc178448813" w:displacedByCustomXml="next"/>
+    <w:bookmarkStart w:id="2" w:name="_Toc178448935" w:displacedByCustomXml="next"/>
+    <w:bookmarkStart w:id="3" w:name="_Toc182062724" w:displacedByCustomXml="next"/>
     <w:sdt>
       <w:sdtPr>
         <w:rPr>
@@ -938,99 +935,66 @@
       </w:r>
     </w:p>
     <w:p>
-      <w:pPr>
+      <w:r>
+        <w:t xml:space="preserve">В соответствии с выданным вариантом </w:t>
+      </w:r>
+      <w:r>
+        <w:t xml:space="preserve">реализовать вычислительный метод решения СЛАУ методом Гаусса-Зейделя на языке программирования </w:t>
+      </w:r>
+      <w:r>
         <w:rPr>
           <w:lang w:val="en-US"/>
         </w:rPr>
-      </w:pPr>
-      <w:r>
-        <w:t xml:space="preserve">В соответствии с выданным вариантом </w:t>
-      </w:r>
-      <w:r>
-        <w:t xml:space="preserve">реализовать вычислительный метод решения СЛАУ методом Гаусса-Зейделя на языке программирования </w:t>
-      </w:r>
-      <w:r>
+        <w:t>Python</w:t>
+      </w:r>
+      <w:r>
+        <w:t>.</w:t>
+      </w:r>
+    </w:p>
+    <w:p>
+      <w:pPr>
+        <w:pStyle w:val="10"/>
+      </w:pPr>
+      <w:r>
+        <w:t>Описание метода</w:t>
+      </w:r>
+    </w:p>
+    <w:p>
+      <w:r>
+        <w:t>Метод Гаусса-Зейделя — это итерационный алгоритм для решения систем линейных алгебраических уравнений, улучшающий метод простой итерации. Метод использует новые значения целевых переменных сразу после их вычисления в текущей итерации, что ускоряет сходимость. Метод эффективен при диагональном преобладании матрицы.</w:t>
+      </w:r>
+    </w:p>
+    <w:p>
+      <w:r>
+        <w:t>Решение системы x</w:t>
+      </w:r>
+      <w:r>
+        <w:rPr>
+          <w:rFonts w:ascii="Cambria Math" w:hAnsi="Cambria Math" w:cs="Cambria Math"/>
+        </w:rPr>
+        <w:t xml:space="preserve">* </w:t>
+      </w:r>
+      <w:r>
+        <w:t xml:space="preserve">находится как предел последовательности, </w:t>
+      </w:r>
+      <w:r>
+        <w:t>вычисляемой по правилу</w:t>
+      </w:r>
+      <w:r>
+        <w:t>:</w:t>
+      </w:r>
+    </w:p>
+    <w:p>
+      <w:pPr>
+        <w:ind w:left="708" w:firstLine="1"/>
         <w:rPr>
           <w:lang w:val="en-US"/>
         </w:rPr>
-        <w:t>Python</w:t>
-      </w:r>
-      <w:r>
-        <w:t>.</w:t>
-      </w:r>
-    </w:p>
-    <w:p>
-      <w:pPr>
-        <w:pStyle w:val="10"/>
-      </w:pPr>
-      <w:r>
-        <w:t>Описание метода</w:t>
-      </w:r>
-    </w:p>
-    <w:p>
-      <w:r>
-        <w:t>Метод Гаусса-Зейделя — это итерационный алгоритм для решения систем</w:t>
-      </w:r>
-      <w:r>
-        <w:t xml:space="preserve"> </w:t>
-      </w:r>
-      <w:r>
-        <w:t xml:space="preserve">линейных алгебраических уравнений, улучшающий метод простой итерации. </w:t>
-      </w:r>
-      <w:r>
-        <w:t>Метод</w:t>
-      </w:r>
-      <w:r>
-        <w:t xml:space="preserve"> использует новые значения </w:t>
-      </w:r>
-      <w:r>
-        <w:t xml:space="preserve">целевых </w:t>
-      </w:r>
-      <w:r>
-        <w:t>переменных сразу после их вычисления в текущей итерации, что ускоряет сходимость. Метод эффективен при диагональном преобладании матрицы</w:t>
-      </w:r>
-      <w:r>
-        <w:t>.</w:t>
-      </w:r>
-    </w:p>
-    <w:p>
-      <w:pPr>
-        <w:rPr>
-          <w:lang w:val="en-US"/>
-        </w:rPr>
-      </w:pPr>
-      <w:r>
-        <w:t>Решение системы x</w:t>
-      </w:r>
-      <w:r>
-        <w:rPr>
-          <w:rFonts w:ascii="Cambria Math" w:hAnsi="Cambria Math" w:cs="Cambria Math"/>
-        </w:rPr>
-        <w:t xml:space="preserve">* </w:t>
-      </w:r>
-      <w:r>
-        <w:t>находится как предел последовательности</w:t>
-      </w:r>
-      <w:r>
-        <w:t xml:space="preserve">, </w:t>
-      </w:r>
-      <w:r>
-        <w:t>вычисляемой по правилу</w:t>
-      </w:r>
-      <w:r>
-        <w:t>:</w:t>
-      </w:r>
-    </w:p>
-    <w:p>
-      <w:pPr>
-        <w:ind w:left="708" w:firstLine="1"/>
-        <w:rPr>
-          <w:lang w:val="en-US"/>
-        </w:rPr>
       </w:pPr>
       <w:r>
         <w:rPr>
           <w:rFonts w:eastAsiaTheme="minorEastAsia"/>
+          <w:noProof/>
         </w:rPr>
         <w:drawing>
           <wp:inline distT="0" distB="0" distL="0" distR="0" wp14:anchorId="3AC59A32" wp14:editId="4ADAD75C">
@@ -1069,6 +1033,9 @@
         </w:drawing>
       </w:r>
       <w:r>
+        <w:rPr>
+          <w:noProof/>
+        </w:rPr>
         <w:drawing>
           <wp:inline distT="0" distB="0" distL="0" distR="0" wp14:anchorId="73F495A5" wp14:editId="4698F2C5">
             <wp:extent cx="3950899" cy="1179836"/>
@@ -1113,7 +1080,6 @@
       <w:r>
         <w:t>де </w:t>
       </w:r>
-      <w:proofErr w:type="spellStart"/>
       <w:r>
         <w:rPr>
           <w:i/>
@@ -1129,7 +1095,6 @@
         </w:rPr>
         <w:t>ij</w:t>
       </w:r>
-      <w:proofErr w:type="spellEnd"/>
       <w:r>
         <w:t>​ – элементы матрицы </w:t>
       </w:r>
@@ -1143,7 +1108,6 @@
       <w:r>
         <w:t>, </w:t>
       </w:r>
-      <w:proofErr w:type="spellStart"/>
       <w:r>
         <w:rPr>
           <w:i/>
@@ -1159,7 +1123,6 @@
         </w:rPr>
         <w:t>i</w:t>
       </w:r>
-      <w:proofErr w:type="spellEnd"/>
       <w:r>
         <w:rPr>
           <w:i/>
@@ -1204,19 +1167,13 @@
         <w:t>x</w:t>
       </w:r>
       <w:r>
-        <w:t>*</w:t>
-      </w:r>
-      <w:r>
-        <w:t> отличаются от</w:t>
+        <w:t>* отличаются от</w:t>
       </w:r>
       <w:r>
         <w:t xml:space="preserve"> метода простой итерации</w:t>
       </w:r>
       <w:r>
-        <w:t xml:space="preserve"> </w:t>
-      </w:r>
-      <w:r>
-        <w:t>лишь тем, что на </w:t>
+        <w:t xml:space="preserve"> лишь тем, что на </w:t>
       </w:r>
       <w:r>
         <w:rPr>
@@ -1262,7 +1219,13 @@
     <w:p/>
     <w:p/>
     <w:p>
-      <w:r>
+      <w:pPr>
+        <w:ind w:firstLine="0"/>
+      </w:pPr>
+      <w:r>
+        <w:rPr>
+          <w:noProof/>
+        </w:rPr>
         <w:lastRenderedPageBreak/>
         <w:drawing>
           <wp:inline distT="0" distB="0" distL="0" distR="0" wp14:anchorId="2BAFC98A" wp14:editId="3B965332">
@@ -1341,47 +1304,12 @@
     </w:p>
     <w:p>
       <w:hyperlink r:id="rId12" w:history="1">
-        <w:proofErr w:type="spellStart"/>
         <w:r>
           <w:rPr>
             <w:rStyle w:val="aa"/>
-            <w:lang w:val="en-US"/>
           </w:rPr>
-          <w:t>Код</w:t>
+          <w:t>Код вычислительного метода</w:t>
         </w:r>
-        <w:proofErr w:type="spellEnd"/>
-        <w:r>
-          <w:rPr>
-            <w:rStyle w:val="aa"/>
-            <w:lang w:val="en-US"/>
-          </w:rPr>
-          <w:t xml:space="preserve"> </w:t>
-        </w:r>
-        <w:proofErr w:type="spellStart"/>
-        <w:r>
-          <w:rPr>
-            <w:rStyle w:val="aa"/>
-            <w:lang w:val="en-US"/>
-          </w:rPr>
-          <w:t>вычислительного</w:t>
-        </w:r>
-        <w:proofErr w:type="spellEnd"/>
-        <w:r>
-          <w:rPr>
-            <w:rStyle w:val="aa"/>
-            <w:lang w:val="en-US"/>
-          </w:rPr>
-          <w:t xml:space="preserve"> </w:t>
-        </w:r>
-        <w:proofErr w:type="spellStart"/>
-        <w:r>
-          <w:rPr>
-            <w:rStyle w:val="aa"/>
-            <w:lang w:val="en-US"/>
-          </w:rPr>
-          <w:t>метода</w:t>
-        </w:r>
-        <w:proofErr w:type="spellEnd"/>
       </w:hyperlink>
     </w:p>
     <w:p/>
@@ -1435,11 +1363,7 @@
     </w:p>
     <w:p>
       <w:r>
-        <w:t xml:space="preserve">Проделав </w:t>
-      </w:r>
-      <w:proofErr w:type="gramStart"/>
-      <w:r>
-        <w:t>данную лабораторную работу</w:t>
+        <w:t>Проделав данную лабораторную работу</w:t>
       </w:r>
       <w:r>
         <w:t xml:space="preserve"> №</w:t>
@@ -1447,7 +1371,6 @@
       <w:r>
         <w:t>1</w:t>
       </w:r>
-      <w:proofErr w:type="gramEnd"/>
       <w:r>
         <w:rPr>
           <w:b/>
@@ -3518,6 +3441,7 @@
   <w:style w:type="character" w:default="1" w:styleId="a1">
     <w:name w:val="Default Paragraph Font"/>
     <w:uiPriority w:val="1"/>
+    <w:semiHidden/>
     <w:unhideWhenUsed/>
   </w:style>
   <w:style w:type="table" w:default="1" w:styleId="a2">

--- a/Computation math/Comp_lab_1/P3215 Выч Мат ЛР1 Линейский А.Е..docx
+++ b/Computation math/Comp_lab_1/P3215 Выч Мат ЛР1 Линейский А.Е..docx
@@ -351,10 +351,10 @@
         <w:t>6</w:t>
       </w:r>
     </w:p>
-    <w:bookmarkStart w:id="0" w:name="_Toc178447396" w:displacedByCustomXml="next"/>
-    <w:bookmarkStart w:id="1" w:name="_Toc178448813" w:displacedByCustomXml="next"/>
-    <w:bookmarkStart w:id="2" w:name="_Toc178448935" w:displacedByCustomXml="next"/>
-    <w:bookmarkStart w:id="3" w:name="_Toc182062724" w:displacedByCustomXml="next"/>
+    <w:bookmarkStart w:id="0" w:name="_Toc182062724" w:displacedByCustomXml="next"/>
+    <w:bookmarkStart w:id="1" w:name="_Toc178448935" w:displacedByCustomXml="next"/>
+    <w:bookmarkStart w:id="2" w:name="_Toc178448813" w:displacedByCustomXml="next"/>
+    <w:bookmarkStart w:id="3" w:name="_Toc178447396" w:displacedByCustomXml="next"/>
     <w:sdt>
       <w:sdtPr>
         <w:rPr>
@@ -441,20 +441,16 @@
                 <w:noProof/>
                 <w:webHidden/>
               </w:rPr>
-            </w:r>
-            <w:r>
-              <w:rPr>
-                <w:noProof/>
-                <w:webHidden/>
-              </w:rPr>
               <w:fldChar w:fldCharType="separate"/>
             </w:r>
             <w:r>
               <w:rPr>
+                <w:b/>
+                <w:bCs/>
                 <w:noProof/>
                 <w:webHidden/>
               </w:rPr>
-              <w:t>3</w:t>
+              <w:t>Ошибка! Закладка не определена.</w:t>
             </w:r>
             <w:r>
               <w:rPr>
@@ -511,20 +507,16 @@
                 <w:noProof/>
                 <w:webHidden/>
               </w:rPr>
-            </w:r>
-            <w:r>
-              <w:rPr>
-                <w:noProof/>
-                <w:webHidden/>
-              </w:rPr>
               <w:fldChar w:fldCharType="separate"/>
             </w:r>
             <w:r>
               <w:rPr>
+                <w:b/>
+                <w:bCs/>
                 <w:noProof/>
                 <w:webHidden/>
               </w:rPr>
-              <w:t>5</w:t>
+              <w:t>Ошибка! Закладка не определена.</w:t>
             </w:r>
             <w:r>
               <w:rPr>
@@ -594,7 +586,7 @@
                 <w:noProof/>
                 <w:webHidden/>
               </w:rPr>
-              <w:t>5</w:t>
+              <w:t>4</w:t>
             </w:r>
             <w:r>
               <w:rPr>
@@ -664,7 +656,7 @@
                 <w:noProof/>
                 <w:webHidden/>
               </w:rPr>
-              <w:t>5</w:t>
+              <w:t>4</w:t>
             </w:r>
             <w:r>
               <w:rPr>
@@ -734,7 +726,7 @@
                 <w:noProof/>
                 <w:webHidden/>
               </w:rPr>
-              <w:t>7</w:t>
+              <w:t>5</w:t>
             </w:r>
             <w:r>
               <w:rPr>
@@ -1080,6 +1072,7 @@
       <w:r>
         <w:t>де </w:t>
       </w:r>
+      <w:proofErr w:type="spellStart"/>
       <w:r>
         <w:rPr>
           <w:i/>
@@ -1095,6 +1088,7 @@
         </w:rPr>
         <w:t>ij</w:t>
       </w:r>
+      <w:proofErr w:type="spellEnd"/>
       <w:r>
         <w:t>​ – элементы матрицы </w:t>
       </w:r>
@@ -1108,6 +1102,7 @@
       <w:r>
         <w:t>, </w:t>
       </w:r>
+      <w:proofErr w:type="spellStart"/>
       <w:r>
         <w:rPr>
           <w:i/>
@@ -1123,6 +1118,7 @@
         </w:rPr>
         <w:t>i</w:t>
       </w:r>
+      <w:proofErr w:type="spellEnd"/>
       <w:r>
         <w:rPr>
           <w:i/>
@@ -1316,15 +1312,49 @@
     <w:p>
       <w:pPr>
         <w:pStyle w:val="10"/>
+        <w:rPr>
+          <w:lang w:val="en-US"/>
+        </w:rPr>
       </w:pPr>
       <w:bookmarkStart w:id="5" w:name="_Toc182062728"/>
-      <w:r>
+    </w:p>
+    <w:p>
+      <w:pPr>
+        <w:pStyle w:val="10"/>
+        <w:rPr>
+          <w:lang w:val="en-US"/>
+        </w:rPr>
+      </w:pPr>
+    </w:p>
+    <w:p>
+      <w:pPr>
+        <w:pStyle w:val="10"/>
+        <w:rPr>
+          <w:lang w:val="en-US"/>
+        </w:rPr>
+      </w:pPr>
+    </w:p>
+    <w:p>
+      <w:pPr>
+        <w:pStyle w:val="10"/>
+        <w:rPr>
+          <w:lang w:val="en-US"/>
+        </w:rPr>
+      </w:pPr>
+    </w:p>
+    <w:p>
+      <w:pPr>
+        <w:pStyle w:val="10"/>
+      </w:pPr>
+      <w:r>
+        <w:lastRenderedPageBreak/>
         <w:t>Результат работы</w:t>
       </w:r>
       <w:bookmarkEnd w:id="5"/>
     </w:p>
     <w:p>
       <w:pPr>
+        <w:ind w:firstLine="0"/>
         <w:rPr>
           <w:rFonts w:ascii="Courier New" w:eastAsia="Times New Roman" w:hAnsi="Courier New" w:cs="Courier New"/>
           <w:color w:val="303570"/>
@@ -1334,167 +1364,18 @@
         </w:rPr>
       </w:pPr>
       <w:r>
-        <w:t>Пока</w:t>
-      </w:r>
-      <w:r>
-        <w:t xml:space="preserve"> нет.</w:t>
-      </w:r>
-    </w:p>
-    <w:p>
-      <w:pPr>
-        <w:pStyle w:val="10"/>
-      </w:pPr>
-      <w:bookmarkStart w:id="6" w:name="_Toc182062729"/>
-    </w:p>
-    <w:p>
-      <w:pPr>
-        <w:pStyle w:val="10"/>
-      </w:pPr>
-    </w:p>
-    <w:p>
-      <w:pPr>
-        <w:pStyle w:val="10"/>
-      </w:pPr>
-      <w:r>
-        <w:lastRenderedPageBreak/>
-        <w:t>Вывод</w:t>
-      </w:r>
-      <w:bookmarkEnd w:id="6"/>
-    </w:p>
-    <w:p>
-      <w:r>
-        <w:t>Проделав данную лабораторную работу</w:t>
-      </w:r>
-      <w:r>
-        <w:t xml:space="preserve"> №</w:t>
-      </w:r>
-      <w:r>
-        <w:t>1</w:t>
-      </w:r>
-      <w:r>
-        <w:rPr>
-          <w:b/>
-          <w:bCs/>
-        </w:rPr>
-        <w:t xml:space="preserve"> </w:t>
-      </w:r>
-      <w:r>
-        <w:t xml:space="preserve">я </w:t>
-      </w:r>
-      <w:r>
-        <w:t xml:space="preserve">изучил итерационный метод Гаусса-Зейделя для решения СЛАУ, реализовал численный метод на языке </w:t>
-      </w:r>
-      <w:r>
-        <w:rPr>
-          <w:lang w:val="en-US"/>
-        </w:rPr>
-        <w:t>Python</w:t>
-      </w:r>
-      <w:r>
-        <w:t>.</w:t>
-      </w:r>
-    </w:p>
-    <w:p>
-      <w:pPr>
-        <w:pStyle w:val="ad"/>
-        <w:ind w:firstLine="0"/>
-      </w:pPr>
-    </w:p>
-    <w:p>
-      <w:pPr>
-        <w:pStyle w:val="ad"/>
-        <w:ind w:firstLine="0"/>
-      </w:pPr>
-    </w:p>
-    <w:p>
-      <w:pPr>
-        <w:pStyle w:val="ad"/>
-        <w:ind w:firstLine="0"/>
-      </w:pPr>
-    </w:p>
-    <w:p>
-      <w:pPr>
-        <w:pStyle w:val="ad"/>
-        <w:ind w:firstLine="0"/>
-      </w:pPr>
-    </w:p>
-    <w:p>
-      <w:pPr>
-        <w:pStyle w:val="ad"/>
-        <w:ind w:firstLine="0"/>
-      </w:pPr>
-    </w:p>
-    <w:p>
-      <w:pPr>
-        <w:pStyle w:val="ad"/>
-        <w:ind w:firstLine="0"/>
-      </w:pPr>
-    </w:p>
-    <w:p>
-      <w:pPr>
-        <w:pStyle w:val="ad"/>
-        <w:ind w:firstLine="0"/>
-      </w:pPr>
-    </w:p>
-    <w:p>
-      <w:pPr>
-        <w:pStyle w:val="ad"/>
-        <w:ind w:firstLine="0"/>
-      </w:pPr>
-    </w:p>
-    <w:p>
-      <w:pPr>
-        <w:pStyle w:val="ad"/>
-        <w:ind w:firstLine="0"/>
-      </w:pPr>
-    </w:p>
-    <w:p>
-      <w:pPr>
-        <w:pStyle w:val="ad"/>
-        <w:ind w:firstLine="0"/>
-      </w:pPr>
-    </w:p>
-    <w:p>
-      <w:pPr>
-        <w:pStyle w:val="ad"/>
-        <w:ind w:firstLine="0"/>
-      </w:pPr>
-    </w:p>
-    <w:p>
-      <w:pPr>
-        <w:pStyle w:val="ad"/>
-        <w:ind w:firstLine="0"/>
-      </w:pPr>
-    </w:p>
-    <w:p>
-      <w:pPr>
-        <w:pStyle w:val="ad"/>
-        <w:ind w:firstLine="0"/>
-      </w:pPr>
-    </w:p>
-    <w:p>
-      <w:pPr>
-        <w:pStyle w:val="ad"/>
-        <w:ind w:firstLine="0"/>
-      </w:pPr>
-    </w:p>
-    <w:p>
-      <w:pPr>
-        <w:pStyle w:val="ad"/>
-        <w:ind w:left="0" w:firstLine="0"/>
-        <w:rPr>
-          <w:lang w:val="en-US"/>
-        </w:rPr>
-      </w:pPr>
-      <w:r>
-        <w:rPr>
-          <w:noProof/>
+        <w:rPr>
+          <w:rFonts w:ascii="Courier New" w:eastAsia="Times New Roman" w:hAnsi="Courier New" w:cs="Courier New"/>
+          <w:color w:val="303570"/>
+          <w:sz w:val="20"/>
+          <w:szCs w:val="20"/>
+          <w:lang w:eastAsia="ru-RU"/>
         </w:rPr>
         <w:drawing>
-          <wp:inline distT="0" distB="0" distL="0" distR="0" wp14:anchorId="65A98C0C" wp14:editId="606928BC">
-            <wp:extent cx="5939790" cy="3348990"/>
-            <wp:effectExtent l="0" t="0" r="3810" b="3810"/>
-            <wp:docPr id="1244299322" name="Рисунок 1"/>
+          <wp:inline distT="0" distB="0" distL="0" distR="0" wp14:anchorId="371A8B84" wp14:editId="5B959BD4">
+            <wp:extent cx="2947917" cy="4332791"/>
+            <wp:effectExtent l="0" t="0" r="5080" b="0"/>
+            <wp:docPr id="5" name="Рисунок 5"/>
             <wp:cNvGraphicFramePr>
               <a:graphicFrameLocks xmlns:a="http://schemas.openxmlformats.org/drawingml/2006/main" noChangeAspect="1"/>
             </wp:cNvGraphicFramePr>
@@ -1502,7 +1383,7 @@
               <a:graphicData uri="http://schemas.openxmlformats.org/drawingml/2006/picture">
                 <pic:pic xmlns:pic="http://schemas.openxmlformats.org/drawingml/2006/picture">
                   <pic:nvPicPr>
-                    <pic:cNvPr id="1244299322" name=""/>
+                    <pic:cNvPr id="1" name=""/>
                     <pic:cNvPicPr/>
                   </pic:nvPicPr>
                   <pic:blipFill>
@@ -1514,7 +1395,7 @@
                   <pic:spPr>
                     <a:xfrm>
                       <a:off x="0" y="0"/>
-                      <a:ext cx="5939790" cy="3348990"/>
+                      <a:ext cx="2966606" cy="4360259"/>
                     </a:xfrm>
                     <a:prstGeom prst="rect">
                       <a:avLst/>
@@ -1526,9 +1407,189 @@
           </wp:inline>
         </w:drawing>
       </w:r>
+      <w:r>
+        <w:rPr>
+          <w:rFonts w:ascii="Courier New" w:eastAsia="Times New Roman" w:hAnsi="Courier New" w:cs="Courier New"/>
+          <w:color w:val="303570"/>
+          <w:sz w:val="20"/>
+          <w:szCs w:val="20"/>
+          <w:lang w:eastAsia="ru-RU"/>
+        </w:rPr>
+        <w:drawing>
+          <wp:inline distT="0" distB="0" distL="0" distR="0" wp14:anchorId="09F28105" wp14:editId="17C43B27">
+            <wp:extent cx="2108580" cy="4314569"/>
+            <wp:effectExtent l="0" t="0" r="6350" b="0"/>
+            <wp:docPr id="6" name="Рисунок 6"/>
+            <wp:cNvGraphicFramePr>
+              <a:graphicFrameLocks xmlns:a="http://schemas.openxmlformats.org/drawingml/2006/main" noChangeAspect="1"/>
+            </wp:cNvGraphicFramePr>
+            <a:graphic xmlns:a="http://schemas.openxmlformats.org/drawingml/2006/main">
+              <a:graphicData uri="http://schemas.openxmlformats.org/drawingml/2006/picture">
+                <pic:pic xmlns:pic="http://schemas.openxmlformats.org/drawingml/2006/picture">
+                  <pic:nvPicPr>
+                    <pic:cNvPr id="1" name=""/>
+                    <pic:cNvPicPr/>
+                  </pic:nvPicPr>
+                  <pic:blipFill>
+                    <a:blip r:embed="rId14"/>
+                    <a:stretch>
+                      <a:fillRect/>
+                    </a:stretch>
+                  </pic:blipFill>
+                  <pic:spPr>
+                    <a:xfrm>
+                      <a:off x="0" y="0"/>
+                      <a:ext cx="2125960" cy="4350132"/>
+                    </a:xfrm>
+                    <a:prstGeom prst="rect">
+                      <a:avLst/>
+                    </a:prstGeom>
+                  </pic:spPr>
+                </pic:pic>
+              </a:graphicData>
+            </a:graphic>
+          </wp:inline>
+        </w:drawing>
+      </w:r>
+    </w:p>
+    <w:p>
+      <w:pPr>
+        <w:pStyle w:val="10"/>
+        <w:jc w:val="both"/>
+        <w:rPr>
+          <w:lang w:val="en-US"/>
+        </w:rPr>
+      </w:pPr>
+      <w:bookmarkStart w:id="6" w:name="_Toc182062729"/>
+    </w:p>
+    <w:p>
+      <w:pPr>
+        <w:pStyle w:val="10"/>
+      </w:pPr>
+      <w:r>
+        <w:t>Вывод</w:t>
+      </w:r>
+      <w:bookmarkEnd w:id="6"/>
+    </w:p>
+    <w:p>
+      <w:r>
+        <w:t xml:space="preserve">Проделав </w:t>
+      </w:r>
+      <w:proofErr w:type="gramStart"/>
+      <w:r>
+        <w:t>данную лабораторную работу</w:t>
+      </w:r>
+      <w:r>
+        <w:t xml:space="preserve"> №</w:t>
+      </w:r>
+      <w:r>
+        <w:t>1</w:t>
+      </w:r>
+      <w:proofErr w:type="gramEnd"/>
+      <w:r>
+        <w:rPr>
+          <w:b/>
+          <w:bCs/>
+        </w:rPr>
+        <w:t xml:space="preserve"> </w:t>
+      </w:r>
+      <w:r>
+        <w:t xml:space="preserve">я </w:t>
+      </w:r>
+      <w:r>
+        <w:t xml:space="preserve">изучил итерационный метод Гаусса-Зейделя для решения СЛАУ, реализовал численный метод на языке </w:t>
+      </w:r>
+      <w:r>
+        <w:rPr>
+          <w:lang w:val="en-US"/>
+        </w:rPr>
+        <w:t>Python</w:t>
+      </w:r>
+      <w:r>
+        <w:t>.</w:t>
+      </w:r>
+    </w:p>
+    <w:p>
+      <w:pPr>
+        <w:pStyle w:val="ad"/>
+        <w:ind w:left="0" w:firstLine="0"/>
+        <w:rPr>
+          <w:noProof/>
+          <w:lang w:val="en-US"/>
+        </w:rPr>
+      </w:pPr>
+    </w:p>
+    <w:p>
+      <w:pPr>
+        <w:pStyle w:val="ad"/>
+        <w:ind w:left="0" w:firstLine="0"/>
+        <w:jc w:val="center"/>
+        <w:rPr>
+          <w:lang w:val="en-US"/>
+        </w:rPr>
+        <w:pPrChange w:id="7" w:author="Vasy Medov" w:date="2026-02-18T21:23:00Z">
+          <w:pPr>
+            <w:pStyle w:val="ad"/>
+            <w:ind w:left="0" w:firstLine="0"/>
+          </w:pPr>
+        </w:pPrChange>
+      </w:pPr>
+      <w:r>
+        <w:rPr>
+          <w:noProof/>
+        </w:rPr>
+        <w:drawing>
+          <wp:inline distT="0" distB="0" distL="0" distR="0" wp14:anchorId="3350B4AD" wp14:editId="3CE43127">
+            <wp:extent cx="1883583" cy="1905532"/>
+            <wp:effectExtent l="0" t="0" r="2540" b="0"/>
+            <wp:docPr id="7" name="Рисунок 7"/>
+            <wp:cNvGraphicFramePr>
+              <a:graphicFrameLocks xmlns:a="http://schemas.openxmlformats.org/drawingml/2006/main" noChangeAspect="1"/>
+            </wp:cNvGraphicFramePr>
+            <a:graphic xmlns:a="http://schemas.openxmlformats.org/drawingml/2006/main">
+              <a:graphicData uri="http://schemas.openxmlformats.org/drawingml/2006/picture">
+                <pic:pic xmlns:pic="http://schemas.openxmlformats.org/drawingml/2006/picture">
+                  <pic:nvPicPr>
+                    <pic:cNvPr id="0" name="Picture 5"/>
+                    <pic:cNvPicPr>
+                      <a:picLocks noChangeAspect="1" noChangeArrowheads="1"/>
+                    </pic:cNvPicPr>
+                  </pic:nvPicPr>
+                  <pic:blipFill>
+                    <a:blip r:embed="rId15" cstate="print">
+                      <a:extLst>
+                        <a:ext uri="{28A0092B-C50C-407E-A947-70E740481C1C}">
+                          <a14:useLocalDpi xmlns:a14="http://schemas.microsoft.com/office/drawing/2010/main" val="0"/>
+                        </a:ext>
+                      </a:extLst>
+                    </a:blip>
+                    <a:srcRect/>
+                    <a:stretch>
+                      <a:fillRect/>
+                    </a:stretch>
+                  </pic:blipFill>
+                  <pic:spPr bwMode="auto">
+                    <a:xfrm>
+                      <a:off x="0" y="0"/>
+                      <a:ext cx="1889819" cy="1911841"/>
+                    </a:xfrm>
+                    <a:prstGeom prst="rect">
+                      <a:avLst/>
+                    </a:prstGeom>
+                    <a:noFill/>
+                    <a:ln>
+                      <a:noFill/>
+                    </a:ln>
+                  </pic:spPr>
+                </pic:pic>
+              </a:graphicData>
+            </a:graphic>
+          </wp:inline>
+        </w:drawing>
+      </w:r>
     </w:p>
     <w:sectPr>
-      <w:footerReference w:type="default" r:id="rId14"/>
+      <w:footerReference w:type="default" r:id="rId16"/>
       <w:pgSz w:w="11906" w:h="16838" w:code="9"/>
       <w:pgMar w:top="1134" w:right="851" w:bottom="1134" w:left="1701" w:header="709" w:footer="709" w:gutter="0"/>
       <w:cols w:space="708"/>
@@ -2990,6 +3051,14 @@
     <w:abstractNumId w:val="0"/>
   </w:num>
 </w:numbering>
+</file>
+
+<file path=word/people.xml><?xml version="1.0" encoding="utf-8"?>
+<w15:people xmlns:wpc="http://schemas.microsoft.com/office/word/2010/wordprocessingCanvas" xmlns:cx="http://schemas.microsoft.com/office/drawing/2014/chartex" xmlns:cx1="http://schemas.microsoft.com/office/drawing/2015/9/8/chartex" xmlns:cx2="http://schemas.microsoft.com/office/drawing/2015/10/21/chartex" xmlns:cx3="http://schemas.microsoft.com/office/drawing/2016/5/9/chartex" xmlns:cx4="http://schemas.microsoft.com/office/drawing/2016/5/10/chartex" xmlns:cx5="http://schemas.microsoft.com/office/drawing/2016/5/11/chartex" xmlns:cx6="http://schemas.microsoft.com/office/drawing/2016/5/12/chartex" xmlns:cx7="http://schemas.microsoft.com/office/drawing/2016/5/13/chartex" xmlns:cx8="http://schemas.microsoft.com/office/drawing/2016/5/14/chartex" xmlns:mc="http://schemas.openxmlformats.org/markup-compatibility/2006" xmlns:aink="http://schemas.microsoft.com/office/drawing/2016/ink" xmlns:am3d="http://schemas.microsoft.com/office/drawing/2017/model3d" xmlns:o="urn:schemas-microsoft-com:office:office" xmlns:oel="http://schemas.microsoft.com/office/2019/extlst" xmlns:r="http://schemas.openxmlformats.org/officeDocument/2006/relationships" xmlns:m="http://schemas.openxmlformats.org/officeDocument/2006/math" xmlns:v="urn:schemas-microsoft-com:vml" xmlns:wp14="http://schemas.microsoft.com/office/word/2010/wordprocessingDrawing" xmlns:wp="http://schemas.openxmlformats.org/drawingml/2006/wordprocessingDrawing" xmlns:w10="urn:schemas-microsoft-com:office:word" xmlns:w="http://schemas.openxmlformats.org/wordprocessingml/2006/main" xmlns:w14="http://schemas.microsoft.com/office/word/2010/wordml" xmlns:w15="http://schemas.microsoft.com/office/word/2012/wordml" xmlns:w16cex="http://schemas.microsoft.com/office/word/2018/wordml/cex" xmlns:w16cid="http://schemas.microsoft.com/office/word/2016/wordml/cid" xmlns:w16="http://schemas.microsoft.com/office/word/2018/wordml" xmlns:w16sdtdh="http://schemas.microsoft.com/office/word/2020/wordml/sdtdatahash" xmlns:w16se="http://schemas.microsoft.com/office/word/2015/wordml/symex" xmlns:wpg="http://schemas.microsoft.com/office/word/2010/wordprocessingGroup" xmlns:wpi="http://schemas.microsoft.com/office/word/2010/wordprocessingInk" xmlns:wne="http://schemas.microsoft.com/office/word/2006/wordml" xmlns:wps="http://schemas.microsoft.com/office/word/2010/wordprocessingShape" mc:Ignorable="w14 w15 w16se w16cid w16 w16cex w16sdtdh wp14">
+  <w15:person w15:author="Vasy Medov">
+    <w15:presenceInfo w15:providerId="Windows Live" w15:userId="191c402eba1bd985"/>
+  </w15:person>
+</w15:people>
 </file>
 
 <file path=word/styles.xml><?xml version="1.0" encoding="utf-8"?>

--- a/Computation math/Comp_lab_1/P3215 Выч Мат ЛР1 Линейский А.Е..docx
+++ b/Computation math/Comp_lab_1/P3215 Выч Мат ЛР1 Линейский А.Е..docx
@@ -609,63 +609,87 @@
               <w14:ligatures w14:val="standardContextual"/>
             </w:rPr>
           </w:pPr>
-          <w:hyperlink w:anchor="_Toc182062728" w:history="1">
-            <w:r>
-              <w:rPr>
-                <w:rStyle w:val="aa"/>
-                <w:noProof/>
-              </w:rPr>
-              <w:t>Результат работы</w:t>
-            </w:r>
+          <w:r>
+            <w:fldChar w:fldCharType="begin"/>
+          </w:r>
+          <w:r>
+            <w:instrText>HYPERLINK \l "_Toc182062728"</w:instrText>
+          </w:r>
+          <w:r>
+            <w:fldChar w:fldCharType="separate"/>
+          </w:r>
+          <w:r>
+            <w:rPr>
+              <w:rStyle w:val="aa"/>
+              <w:noProof/>
+            </w:rPr>
+            <w:t>Результат работы</w:t>
+          </w:r>
+          <w:r>
+            <w:rPr>
+              <w:noProof/>
+              <w:webHidden/>
+            </w:rPr>
+            <w:tab/>
+          </w:r>
+          <w:r>
+            <w:rPr>
+              <w:noProof/>
+              <w:webHidden/>
+            </w:rPr>
+            <w:fldChar w:fldCharType="begin"/>
+          </w:r>
+          <w:r>
+            <w:rPr>
+              <w:noProof/>
+              <w:webHidden/>
+            </w:rPr>
+            <w:instrText xml:space="preserve"> PAGEREF _Toc182062728 \h </w:instrText>
+          </w:r>
+          <w:r>
+            <w:rPr>
+              <w:noProof/>
+              <w:webHidden/>
+            </w:rPr>
+          </w:r>
+          <w:r>
+            <w:rPr>
+              <w:noProof/>
+              <w:webHidden/>
+            </w:rPr>
+            <w:fldChar w:fldCharType="separate"/>
+          </w:r>
+          <w:ins w:id="4" w:author="Vasy Medov" w:date="2026-02-18T21:24:00Z">
             <w:r>
               <w:rPr>
                 <w:noProof/>
                 <w:webHidden/>
               </w:rPr>
-              <w:tab/>
+              <w:t>5</w:t>
             </w:r>
+          </w:ins>
+          <w:del w:id="5" w:author="Vasy Medov" w:date="2026-02-18T21:24:00Z">
             <w:r>
               <w:rPr>
                 <w:noProof/>
                 <w:webHidden/>
               </w:rPr>
-              <w:fldChar w:fldCharType="begin"/>
+              <w:delText>4</w:delText>
             </w:r>
-            <w:r>
-              <w:rPr>
-                <w:noProof/>
-                <w:webHidden/>
-              </w:rPr>
-              <w:instrText xml:space="preserve"> PAGEREF _Toc182062728 \h </w:instrText>
-            </w:r>
-            <w:r>
-              <w:rPr>
-                <w:noProof/>
-                <w:webHidden/>
-              </w:rPr>
-            </w:r>
-            <w:r>
-              <w:rPr>
-                <w:noProof/>
-                <w:webHidden/>
-              </w:rPr>
-              <w:fldChar w:fldCharType="separate"/>
-            </w:r>
-            <w:r>
-              <w:rPr>
-                <w:noProof/>
-                <w:webHidden/>
-              </w:rPr>
-              <w:t>4</w:t>
-            </w:r>
-            <w:r>
-              <w:rPr>
-                <w:noProof/>
-                <w:webHidden/>
-              </w:rPr>
-              <w:fldChar w:fldCharType="end"/>
-            </w:r>
-          </w:hyperlink>
+          </w:del>
+          <w:r>
+            <w:rPr>
+              <w:noProof/>
+              <w:webHidden/>
+            </w:rPr>
+            <w:fldChar w:fldCharType="end"/>
+          </w:r>
+          <w:r>
+            <w:rPr>
+              <w:noProof/>
+            </w:rPr>
+            <w:fldChar w:fldCharType="end"/>
+          </w:r>
         </w:p>
         <w:p>
           <w:pPr>
@@ -1278,11 +1302,11 @@
       <w:pPr>
         <w:pStyle w:val="10"/>
       </w:pPr>
-      <w:bookmarkStart w:id="4" w:name="_Toc182062727"/>
+      <w:bookmarkStart w:id="6" w:name="_Toc182062727"/>
       <w:r>
         <w:t>Исходный код программы</w:t>
       </w:r>
-      <w:bookmarkEnd w:id="4"/>
+      <w:bookmarkEnd w:id="6"/>
     </w:p>
     <w:p>
       <w:r>
@@ -1316,7 +1340,7 @@
           <w:lang w:val="en-US"/>
         </w:rPr>
       </w:pPr>
-      <w:bookmarkStart w:id="5" w:name="_Toc182062728"/>
+      <w:bookmarkStart w:id="7" w:name="_Toc182062728"/>
     </w:p>
     <w:p>
       <w:pPr>
@@ -1350,7 +1374,7 @@
         <w:lastRenderedPageBreak/>
         <w:t>Результат работы</w:t>
       </w:r>
-      <w:bookmarkEnd w:id="5"/>
+      <w:bookmarkEnd w:id="7"/>
     </w:p>
     <w:p>
       <w:pPr>
@@ -1460,7 +1484,7 @@
           <w:lang w:val="en-US"/>
         </w:rPr>
       </w:pPr>
-      <w:bookmarkStart w:id="6" w:name="_Toc182062729"/>
+      <w:bookmarkStart w:id="8" w:name="_Toc182062729"/>
     </w:p>
     <w:p>
       <w:pPr>
@@ -1469,7 +1493,7 @@
       <w:r>
         <w:t>Вывод</w:t>
       </w:r>
-      <w:bookmarkEnd w:id="6"/>
+      <w:bookmarkEnd w:id="8"/>
     </w:p>
     <w:p>
       <w:r>
@@ -1527,7 +1551,7 @@
         <w:rPr>
           <w:lang w:val="en-US"/>
         </w:rPr>
-        <w:pPrChange w:id="7" w:author="Vasy Medov" w:date="2026-02-18T21:23:00Z">
+        <w:pPrChange w:id="9" w:author="Vasy Medov" w:date="2026-02-18T21:23:00Z">
           <w:pPr>
             <w:pStyle w:val="ad"/>
             <w:ind w:left="0" w:firstLine="0"/>

--- a/Computation math/Comp_lab_1/P3215 Выч Мат ЛР1 Линейский А.Е..docx
+++ b/Computation math/Comp_lab_1/P3215 Выч Мат ЛР1 Линейский А.Е..docx
@@ -351,10 +351,10 @@
         <w:t>6</w:t>
       </w:r>
     </w:p>
-    <w:bookmarkStart w:id="0" w:name="_Toc182062724" w:displacedByCustomXml="next"/>
-    <w:bookmarkStart w:id="1" w:name="_Toc178448935" w:displacedByCustomXml="next"/>
-    <w:bookmarkStart w:id="2" w:name="_Toc178448813" w:displacedByCustomXml="next"/>
-    <w:bookmarkStart w:id="3" w:name="_Toc178447396" w:displacedByCustomXml="next"/>
+    <w:bookmarkStart w:id="0" w:name="_Toc178447396" w:displacedByCustomXml="next"/>
+    <w:bookmarkStart w:id="1" w:name="_Toc178448813" w:displacedByCustomXml="next"/>
+    <w:bookmarkStart w:id="2" w:name="_Toc178448935" w:displacedByCustomXml="next"/>
+    <w:bookmarkStart w:id="3" w:name="_Toc182062724" w:displacedByCustomXml="next"/>
     <w:sdt>
       <w:sdtPr>
         <w:rPr>
@@ -609,87 +609,63 @@
               <w14:ligatures w14:val="standardContextual"/>
             </w:rPr>
           </w:pPr>
-          <w:r>
-            <w:fldChar w:fldCharType="begin"/>
-          </w:r>
-          <w:r>
-            <w:instrText>HYPERLINK \l "_Toc182062728"</w:instrText>
-          </w:r>
-          <w:r>
-            <w:fldChar w:fldCharType="separate"/>
-          </w:r>
-          <w:r>
-            <w:rPr>
-              <w:rStyle w:val="aa"/>
-              <w:noProof/>
-            </w:rPr>
-            <w:t>Результат работы</w:t>
-          </w:r>
-          <w:r>
-            <w:rPr>
-              <w:noProof/>
-              <w:webHidden/>
-            </w:rPr>
-            <w:tab/>
-          </w:r>
-          <w:r>
-            <w:rPr>
-              <w:noProof/>
-              <w:webHidden/>
-            </w:rPr>
-            <w:fldChar w:fldCharType="begin"/>
-          </w:r>
-          <w:r>
-            <w:rPr>
-              <w:noProof/>
-              <w:webHidden/>
-            </w:rPr>
-            <w:instrText xml:space="preserve"> PAGEREF _Toc182062728 \h </w:instrText>
-          </w:r>
-          <w:r>
-            <w:rPr>
-              <w:noProof/>
-              <w:webHidden/>
-            </w:rPr>
-          </w:r>
-          <w:r>
-            <w:rPr>
-              <w:noProof/>
-              <w:webHidden/>
-            </w:rPr>
-            <w:fldChar w:fldCharType="separate"/>
-          </w:r>
-          <w:ins w:id="4" w:author="Vasy Medov" w:date="2026-02-18T21:24:00Z">
+          <w:hyperlink w:anchor="_Toc182062728" w:history="1">
+            <w:r>
+              <w:rPr>
+                <w:rStyle w:val="aa"/>
+                <w:noProof/>
+              </w:rPr>
+              <w:t>Результат работы</w:t>
+            </w:r>
             <w:r>
               <w:rPr>
                 <w:noProof/>
                 <w:webHidden/>
               </w:rPr>
-              <w:t>5</w:t>
-            </w:r>
-          </w:ins>
-          <w:del w:id="5" w:author="Vasy Medov" w:date="2026-02-18T21:24:00Z">
+              <w:tab/>
+            </w:r>
             <w:r>
               <w:rPr>
                 <w:noProof/>
                 <w:webHidden/>
               </w:rPr>
-              <w:delText>4</w:delText>
-            </w:r>
-          </w:del>
-          <w:r>
-            <w:rPr>
-              <w:noProof/>
-              <w:webHidden/>
-            </w:rPr>
-            <w:fldChar w:fldCharType="end"/>
-          </w:r>
-          <w:r>
-            <w:rPr>
-              <w:noProof/>
-            </w:rPr>
-            <w:fldChar w:fldCharType="end"/>
-          </w:r>
+              <w:fldChar w:fldCharType="begin"/>
+            </w:r>
+            <w:r>
+              <w:rPr>
+                <w:noProof/>
+                <w:webHidden/>
+              </w:rPr>
+              <w:instrText xml:space="preserve"> PAGEREF _Toc182062728 \h </w:instrText>
+            </w:r>
+            <w:r>
+              <w:rPr>
+                <w:noProof/>
+                <w:webHidden/>
+              </w:rPr>
+            </w:r>
+            <w:r>
+              <w:rPr>
+                <w:noProof/>
+                <w:webHidden/>
+              </w:rPr>
+              <w:fldChar w:fldCharType="separate"/>
+            </w:r>
+            <w:r>
+              <w:rPr>
+                <w:noProof/>
+                <w:webHidden/>
+              </w:rPr>
+              <w:t>6</w:t>
+            </w:r>
+            <w:r>
+              <w:rPr>
+                <w:noProof/>
+                <w:webHidden/>
+              </w:rPr>
+              <w:fldChar w:fldCharType="end"/>
+            </w:r>
+          </w:hyperlink>
         </w:p>
         <w:p>
           <w:pPr>
@@ -750,7 +726,7 @@
                 <w:noProof/>
                 <w:webHidden/>
               </w:rPr>
-              <w:t>5</w:t>
+              <w:t>6</w:t>
             </w:r>
             <w:r>
               <w:rPr>
@@ -1301,12 +1277,1339 @@
     <w:p>
       <w:pPr>
         <w:pStyle w:val="10"/>
-      </w:pPr>
-      <w:bookmarkStart w:id="6" w:name="_Toc182062727"/>
+        <w:rPr>
+          <w:ins w:id="4" w:author="Vasy Medov" w:date="2026-02-19T17:43:00Z"/>
+          <w:rPrChange w:id="5" w:author="Vasy Medov" w:date="2026-02-19T17:43:00Z">
+            <w:rPr>
+              <w:ins w:id="6" w:author="Vasy Medov" w:date="2026-02-19T17:43:00Z"/>
+              <w:lang w:val="en-US"/>
+            </w:rPr>
+          </w:rPrChange>
+        </w:rPr>
+      </w:pPr>
+      <w:bookmarkStart w:id="7" w:name="_Toc182062727"/>
       <w:r>
         <w:t>Исходный код программы</w:t>
       </w:r>
-      <w:bookmarkEnd w:id="6"/>
+      <w:bookmarkEnd w:id="7"/>
+    </w:p>
+    <w:tbl>
+      <w:tblPr>
+        <w:tblStyle w:val="ab"/>
+        <w:tblW w:w="0" w:type="auto"/>
+        <w:tblLook w:val="04A0" w:firstRow="1" w:lastRow="0" w:firstColumn="1" w:lastColumn="0" w:noHBand="0" w:noVBand="1"/>
+      </w:tblPr>
+      <w:tblGrid>
+        <w:gridCol w:w="9344"/>
+      </w:tblGrid>
+      <w:tr>
+        <w:tc>
+          <w:tcPr>
+            <w:tcW w:w="9344" w:type="dxa"/>
+          </w:tcPr>
+          <w:p>
+            <w:pPr>
+              <w:pStyle w:val="af2"/>
+              <w:rPr>
+                <w:lang w:val="ru-RU"/>
+              </w:rPr>
+            </w:pPr>
+          </w:p>
+          <w:p>
+            <w:pPr>
+              <w:pStyle w:val="af2"/>
+            </w:pPr>
+            <w:r>
+              <w:t xml:space="preserve">def </w:t>
+            </w:r>
+            <w:proofErr w:type="spellStart"/>
+            <w:r>
+              <w:t>calc_gauss_</w:t>
+            </w:r>
+            <w:proofErr w:type="gramStart"/>
+            <w:r>
+              <w:t>seidel</w:t>
+            </w:r>
+            <w:proofErr w:type="spellEnd"/>
+            <w:r>
+              <w:t>(</w:t>
+            </w:r>
+            <w:proofErr w:type="gramEnd"/>
+            <w:r>
+              <w:t>A, X, B, m=10, e=1e-2):</w:t>
+            </w:r>
+          </w:p>
+          <w:p>
+            <w:pPr>
+              <w:pStyle w:val="af2"/>
+              <w:rPr>
+                <w:lang w:val="ru-RU"/>
+              </w:rPr>
+            </w:pPr>
+            <w:r>
+              <w:t xml:space="preserve">    </w:t>
+            </w:r>
+            <w:r>
+              <w:rPr>
+                <w:lang w:val="ru-RU"/>
+              </w:rPr>
+              <w:t>"""Решение СЛАУ Методом Гаусса-Зейделя</w:t>
+            </w:r>
+          </w:p>
+          <w:p>
+            <w:pPr>
+              <w:pStyle w:val="af2"/>
+              <w:rPr>
+                <w:lang w:val="ru-RU"/>
+              </w:rPr>
+            </w:pPr>
+          </w:p>
+          <w:p>
+            <w:pPr>
+              <w:pStyle w:val="af2"/>
+              <w:rPr>
+                <w:lang w:val="ru-RU"/>
+              </w:rPr>
+            </w:pPr>
+            <w:r>
+              <w:t> </w:t>
+            </w:r>
+            <w:r>
+              <w:rPr>
+                <w:lang w:val="ru-RU"/>
+              </w:rPr>
+              <w:t xml:space="preserve"> </w:t>
+            </w:r>
+            <w:r>
+              <w:t> </w:t>
+            </w:r>
+            <w:r>
+              <w:rPr>
+                <w:lang w:val="ru-RU"/>
+              </w:rPr>
+              <w:t xml:space="preserve"> </w:t>
+            </w:r>
+            <w:proofErr w:type="spellStart"/>
+            <w:r>
+              <w:t>Args</w:t>
+            </w:r>
+            <w:proofErr w:type="spellEnd"/>
+            <w:r>
+              <w:rPr>
+                <w:lang w:val="ru-RU"/>
+              </w:rPr>
+              <w:t>:</w:t>
+            </w:r>
+          </w:p>
+          <w:p>
+            <w:pPr>
+              <w:pStyle w:val="af2"/>
+              <w:rPr>
+                <w:lang w:val="ru-RU"/>
+              </w:rPr>
+            </w:pPr>
+            <w:r>
+              <w:t> </w:t>
+            </w:r>
+            <w:r>
+              <w:rPr>
+                <w:lang w:val="ru-RU"/>
+              </w:rPr>
+              <w:t xml:space="preserve"> </w:t>
+            </w:r>
+            <w:r>
+              <w:t> </w:t>
+            </w:r>
+            <w:r>
+              <w:rPr>
+                <w:lang w:val="ru-RU"/>
+              </w:rPr>
+              <w:t xml:space="preserve"> </w:t>
+            </w:r>
+            <w:r>
+              <w:t> </w:t>
+            </w:r>
+            <w:r>
+              <w:rPr>
+                <w:lang w:val="ru-RU"/>
+              </w:rPr>
+              <w:t xml:space="preserve"> </w:t>
+            </w:r>
+            <w:r>
+              <w:t> </w:t>
+            </w:r>
+            <w:r>
+              <w:rPr>
+                <w:lang w:val="ru-RU"/>
+              </w:rPr>
+              <w:t xml:space="preserve"> </w:t>
+            </w:r>
+            <w:r>
+              <w:t>A</w:t>
+            </w:r>
+            <w:r>
+              <w:rPr>
+                <w:lang w:val="ru-RU"/>
+              </w:rPr>
+              <w:t xml:space="preserve"> (</w:t>
+            </w:r>
+            <w:r>
+              <w:t>float</w:t>
+            </w:r>
+            <w:r>
+              <w:rPr>
+                <w:lang w:val="ru-RU"/>
+              </w:rPr>
+              <w:t>): матрица коэффициентов</w:t>
+            </w:r>
+          </w:p>
+          <w:p>
+            <w:pPr>
+              <w:pStyle w:val="af2"/>
+              <w:rPr>
+                <w:lang w:val="ru-RU"/>
+              </w:rPr>
+            </w:pPr>
+            <w:r>
+              <w:t> </w:t>
+            </w:r>
+            <w:r>
+              <w:rPr>
+                <w:lang w:val="ru-RU"/>
+              </w:rPr>
+              <w:t xml:space="preserve"> </w:t>
+            </w:r>
+            <w:r>
+              <w:t> </w:t>
+            </w:r>
+            <w:r>
+              <w:rPr>
+                <w:lang w:val="ru-RU"/>
+              </w:rPr>
+              <w:t xml:space="preserve"> </w:t>
+            </w:r>
+            <w:r>
+              <w:t> </w:t>
+            </w:r>
+            <w:r>
+              <w:rPr>
+                <w:lang w:val="ru-RU"/>
+              </w:rPr>
+              <w:t xml:space="preserve"> </w:t>
+            </w:r>
+            <w:r>
+              <w:t> </w:t>
+            </w:r>
+            <w:r>
+              <w:rPr>
+                <w:lang w:val="ru-RU"/>
+              </w:rPr>
+              <w:t xml:space="preserve"> </w:t>
+            </w:r>
+            <w:r>
+              <w:t>X</w:t>
+            </w:r>
+            <w:r>
+              <w:rPr>
+                <w:lang w:val="ru-RU"/>
+              </w:rPr>
+              <w:t xml:space="preserve"> (</w:t>
+            </w:r>
+            <w:r>
+              <w:t>float</w:t>
+            </w:r>
+            <w:r>
+              <w:rPr>
+                <w:lang w:val="ru-RU"/>
+              </w:rPr>
+              <w:t>): матрица решений</w:t>
+            </w:r>
+          </w:p>
+          <w:p>
+            <w:pPr>
+              <w:pStyle w:val="af2"/>
+              <w:rPr>
+                <w:lang w:val="ru-RU"/>
+              </w:rPr>
+            </w:pPr>
+            <w:r>
+              <w:t> </w:t>
+            </w:r>
+            <w:r>
+              <w:rPr>
+                <w:lang w:val="ru-RU"/>
+              </w:rPr>
+              <w:t xml:space="preserve"> </w:t>
+            </w:r>
+            <w:r>
+              <w:t> </w:t>
+            </w:r>
+            <w:r>
+              <w:rPr>
+                <w:lang w:val="ru-RU"/>
+              </w:rPr>
+              <w:t xml:space="preserve"> </w:t>
+            </w:r>
+            <w:r>
+              <w:t> </w:t>
+            </w:r>
+            <w:r>
+              <w:rPr>
+                <w:lang w:val="ru-RU"/>
+              </w:rPr>
+              <w:t xml:space="preserve"> </w:t>
+            </w:r>
+            <w:r>
+              <w:t> </w:t>
+            </w:r>
+            <w:r>
+              <w:rPr>
+                <w:lang w:val="ru-RU"/>
+              </w:rPr>
+              <w:t xml:space="preserve"> </w:t>
+            </w:r>
+            <w:r>
+              <w:t>B</w:t>
+            </w:r>
+            <w:r>
+              <w:rPr>
+                <w:lang w:val="ru-RU"/>
+              </w:rPr>
+              <w:t xml:space="preserve"> (</w:t>
+            </w:r>
+            <w:r>
+              <w:t>float</w:t>
+            </w:r>
+            <w:r>
+              <w:rPr>
+                <w:lang w:val="ru-RU"/>
+              </w:rPr>
+              <w:t>): матрица свободных членов</w:t>
+            </w:r>
+          </w:p>
+          <w:p>
+            <w:pPr>
+              <w:pStyle w:val="af2"/>
+            </w:pPr>
+            <w:r>
+              <w:t> </w:t>
+            </w:r>
+            <w:r>
+              <w:rPr>
+                <w:lang w:val="ru-RU"/>
+              </w:rPr>
+              <w:t xml:space="preserve"> </w:t>
+            </w:r>
+            <w:r>
+              <w:t> </w:t>
+            </w:r>
+            <w:r>
+              <w:rPr>
+                <w:lang w:val="ru-RU"/>
+              </w:rPr>
+              <w:t xml:space="preserve"> </w:t>
+            </w:r>
+            <w:r>
+              <w:t> </w:t>
+            </w:r>
+            <w:r>
+              <w:rPr>
+                <w:lang w:val="ru-RU"/>
+              </w:rPr>
+              <w:t xml:space="preserve"> </w:t>
+            </w:r>
+            <w:r>
+              <w:t> </w:t>
+            </w:r>
+            <w:r>
+              <w:rPr>
+                <w:lang w:val="ru-RU"/>
+              </w:rPr>
+              <w:t xml:space="preserve"> </w:t>
+            </w:r>
+            <w:r>
+              <w:t>m</w:t>
+            </w:r>
+            <w:r>
+              <w:rPr>
+                <w:lang w:val="ru-RU"/>
+              </w:rPr>
+              <w:t xml:space="preserve"> (</w:t>
+            </w:r>
+            <w:r>
+              <w:t>int</w:t>
+            </w:r>
+            <w:r>
+              <w:rPr>
+                <w:lang w:val="ru-RU"/>
+              </w:rPr>
+              <w:t xml:space="preserve">, </w:t>
+            </w:r>
+            <w:r>
+              <w:t>optional</w:t>
+            </w:r>
+            <w:r>
+              <w:rPr>
+                <w:lang w:val="ru-RU"/>
+              </w:rPr>
+              <w:t xml:space="preserve">): макс. </w:t>
+            </w:r>
+            <w:proofErr w:type="spellStart"/>
+            <w:r>
+              <w:rPr>
+                <w:lang w:val="ru-RU"/>
+              </w:rPr>
+              <w:t>колическо</w:t>
+            </w:r>
+            <w:proofErr w:type="spellEnd"/>
+            <w:r>
+              <w:rPr>
+                <w:lang w:val="ru-RU"/>
+              </w:rPr>
+              <w:t xml:space="preserve"> итераций приближений. </w:t>
+            </w:r>
+            <w:r>
+              <w:t>Defaults to 10.</w:t>
+            </w:r>
+          </w:p>
+          <w:p>
+            <w:pPr>
+              <w:pStyle w:val="af2"/>
+            </w:pPr>
+            <w:r>
+              <w:t xml:space="preserve">        e (float, optional): </w:t>
+            </w:r>
+            <w:proofErr w:type="spellStart"/>
+            <w:r>
+              <w:t>допустимая</w:t>
+            </w:r>
+            <w:proofErr w:type="spellEnd"/>
+            <w:r>
+              <w:t xml:space="preserve"> </w:t>
+            </w:r>
+            <w:proofErr w:type="spellStart"/>
+            <w:r>
+              <w:t>погрешность</w:t>
+            </w:r>
+            <w:proofErr w:type="spellEnd"/>
+            <w:r>
+              <w:t>. Defaults to 1e-2.</w:t>
+            </w:r>
+          </w:p>
+          <w:p>
+            <w:pPr>
+              <w:pStyle w:val="af2"/>
+            </w:pPr>
+            <w:r>
+              <w:t>    """</w:t>
+            </w:r>
+          </w:p>
+          <w:p>
+            <w:pPr>
+              <w:pStyle w:val="af2"/>
+            </w:pPr>
+            <w:r>
+              <w:t xml:space="preserve">    </w:t>
+            </w:r>
+          </w:p>
+          <w:p>
+            <w:pPr>
+              <w:pStyle w:val="af2"/>
+            </w:pPr>
+            <w:r>
+              <w:t>    k=1</w:t>
+            </w:r>
+          </w:p>
+          <w:p>
+            <w:pPr>
+              <w:pStyle w:val="af2"/>
+            </w:pPr>
+            <w:r>
+              <w:t>    while 1:</w:t>
+            </w:r>
+          </w:p>
+          <w:p>
+            <w:pPr>
+              <w:pStyle w:val="af2"/>
+            </w:pPr>
+            <w:r>
+              <w:t>        delta = 0</w:t>
+            </w:r>
+          </w:p>
+          <w:p>
+            <w:pPr>
+              <w:pStyle w:val="af2"/>
+            </w:pPr>
+            <w:r>
+              <w:t xml:space="preserve">        for </w:t>
+            </w:r>
+            <w:proofErr w:type="spellStart"/>
+            <w:r>
+              <w:t>i</w:t>
+            </w:r>
+            <w:proofErr w:type="spellEnd"/>
+            <w:r>
+              <w:t xml:space="preserve"> in range(n):</w:t>
+            </w:r>
+          </w:p>
+          <w:p>
+            <w:pPr>
+              <w:pStyle w:val="af2"/>
+            </w:pPr>
+            <w:r>
+              <w:t>            s=0</w:t>
+            </w:r>
+          </w:p>
+          <w:p>
+            <w:pPr>
+              <w:pStyle w:val="af2"/>
+            </w:pPr>
+            <w:r>
+              <w:lastRenderedPageBreak/>
+              <w:t>            for j in range(</w:t>
+            </w:r>
+            <w:proofErr w:type="spellStart"/>
+            <w:r>
+              <w:t>i</w:t>
+            </w:r>
+            <w:proofErr w:type="spellEnd"/>
+            <w:r>
+              <w:t>):</w:t>
+            </w:r>
+          </w:p>
+          <w:p>
+            <w:pPr>
+              <w:pStyle w:val="af2"/>
+            </w:pPr>
+            <w:r>
+              <w:t xml:space="preserve">                s += </w:t>
+            </w:r>
+            <w:proofErr w:type="gramStart"/>
+            <w:r>
+              <w:t>A[</w:t>
+            </w:r>
+            <w:proofErr w:type="spellStart"/>
+            <w:proofErr w:type="gramEnd"/>
+            <w:r>
+              <w:t>i</w:t>
+            </w:r>
+            <w:proofErr w:type="spellEnd"/>
+            <w:r>
+              <w:t xml:space="preserve">, j] * X[j]   </w:t>
+            </w:r>
+          </w:p>
+          <w:p>
+            <w:pPr>
+              <w:pStyle w:val="af2"/>
+            </w:pPr>
+            <w:r>
+              <w:t xml:space="preserve">            for j in </w:t>
+            </w:r>
+            <w:proofErr w:type="gramStart"/>
+            <w:r>
+              <w:t>range(</w:t>
+            </w:r>
+            <w:proofErr w:type="gramEnd"/>
+            <w:r>
+              <w:t>i+1, n):</w:t>
+            </w:r>
+          </w:p>
+          <w:p>
+            <w:pPr>
+              <w:pStyle w:val="af2"/>
+            </w:pPr>
+            <w:r>
+              <w:t xml:space="preserve">                s += </w:t>
+            </w:r>
+            <w:proofErr w:type="gramStart"/>
+            <w:r>
+              <w:t>A[</w:t>
+            </w:r>
+            <w:proofErr w:type="spellStart"/>
+            <w:proofErr w:type="gramEnd"/>
+            <w:r>
+              <w:t>i</w:t>
+            </w:r>
+            <w:proofErr w:type="spellEnd"/>
+            <w:r>
+              <w:t>, j] * X[j]</w:t>
+            </w:r>
+          </w:p>
+          <w:p>
+            <w:pPr>
+              <w:pStyle w:val="af2"/>
+            </w:pPr>
+            <w:r>
+              <w:t xml:space="preserve">                </w:t>
+            </w:r>
+          </w:p>
+          <w:p>
+            <w:pPr>
+              <w:pStyle w:val="af2"/>
+            </w:pPr>
+            <w:r>
+              <w:t xml:space="preserve">            </w:t>
+            </w:r>
+            <w:proofErr w:type="spellStart"/>
+            <w:r>
+              <w:t>new_x</w:t>
+            </w:r>
+            <w:proofErr w:type="spellEnd"/>
+            <w:r>
+              <w:t xml:space="preserve"> = (B[</w:t>
+            </w:r>
+            <w:proofErr w:type="spellStart"/>
+            <w:r>
+              <w:t>i</w:t>
+            </w:r>
+            <w:proofErr w:type="spellEnd"/>
+            <w:r>
+              <w:t xml:space="preserve">] - s) / </w:t>
+            </w:r>
+            <w:proofErr w:type="gramStart"/>
+            <w:r>
+              <w:t>A[</w:t>
+            </w:r>
+            <w:proofErr w:type="spellStart"/>
+            <w:proofErr w:type="gramEnd"/>
+            <w:r>
+              <w:t>i</w:t>
+            </w:r>
+            <w:proofErr w:type="spellEnd"/>
+            <w:r>
+              <w:t xml:space="preserve">, </w:t>
+            </w:r>
+            <w:proofErr w:type="spellStart"/>
+            <w:r>
+              <w:t>i</w:t>
+            </w:r>
+            <w:proofErr w:type="spellEnd"/>
+            <w:r>
+              <w:t>]</w:t>
+            </w:r>
+          </w:p>
+          <w:p>
+            <w:pPr>
+              <w:pStyle w:val="af2"/>
+            </w:pPr>
+            <w:r>
+              <w:t xml:space="preserve">            </w:t>
+            </w:r>
+          </w:p>
+          <w:p>
+            <w:pPr>
+              <w:pStyle w:val="af2"/>
+            </w:pPr>
+            <w:r>
+              <w:t xml:space="preserve">            d = </w:t>
+            </w:r>
+            <w:proofErr w:type="gramStart"/>
+            <w:r>
+              <w:t>abs(</w:t>
+            </w:r>
+            <w:proofErr w:type="spellStart"/>
+            <w:proofErr w:type="gramEnd"/>
+            <w:r>
+              <w:t>new_x</w:t>
+            </w:r>
+            <w:proofErr w:type="spellEnd"/>
+            <w:r>
+              <w:t xml:space="preserve"> - X[</w:t>
+            </w:r>
+            <w:proofErr w:type="spellStart"/>
+            <w:r>
+              <w:t>i</w:t>
+            </w:r>
+            <w:proofErr w:type="spellEnd"/>
+            <w:r>
+              <w:t>])</w:t>
+            </w:r>
+          </w:p>
+          <w:p>
+            <w:pPr>
+              <w:pStyle w:val="af2"/>
+            </w:pPr>
+            <w:r>
+              <w:t>            if d &gt; delta:</w:t>
+            </w:r>
+          </w:p>
+          <w:p>
+            <w:pPr>
+              <w:pStyle w:val="af2"/>
+            </w:pPr>
+            <w:r>
+              <w:t>                delta = d</w:t>
+            </w:r>
+          </w:p>
+          <w:p>
+            <w:pPr>
+              <w:pStyle w:val="af2"/>
+            </w:pPr>
+            <w:r>
+              <w:t>            X[</w:t>
+            </w:r>
+            <w:proofErr w:type="spellStart"/>
+            <w:r>
+              <w:t>i</w:t>
+            </w:r>
+            <w:proofErr w:type="spellEnd"/>
+            <w:r>
+              <w:t xml:space="preserve">] = </w:t>
+            </w:r>
+            <w:proofErr w:type="spellStart"/>
+            <w:r>
+              <w:t>new_x</w:t>
+            </w:r>
+            <w:proofErr w:type="spellEnd"/>
+          </w:p>
+          <w:p>
+            <w:pPr>
+              <w:pStyle w:val="af2"/>
+            </w:pPr>
+          </w:p>
+          <w:p>
+            <w:pPr>
+              <w:pStyle w:val="af2"/>
+            </w:pPr>
+            <w:r>
+              <w:t xml:space="preserve">        </w:t>
+            </w:r>
+            <w:proofErr w:type="gramStart"/>
+            <w:r>
+              <w:t>print(</w:t>
+            </w:r>
+            <w:proofErr w:type="spellStart"/>
+            <w:proofErr w:type="gramEnd"/>
+            <w:r>
+              <w:t>f"Итерация</w:t>
+            </w:r>
+            <w:proofErr w:type="spellEnd"/>
+            <w:r>
+              <w:t xml:space="preserve"> {k}:")</w:t>
+            </w:r>
+          </w:p>
+          <w:p>
+            <w:pPr>
+              <w:pStyle w:val="af2"/>
+            </w:pPr>
+            <w:r>
+              <w:t xml:space="preserve">        for </w:t>
+            </w:r>
+            <w:proofErr w:type="spellStart"/>
+            <w:r>
+              <w:t>i</w:t>
+            </w:r>
+            <w:proofErr w:type="spellEnd"/>
+            <w:r>
+              <w:t xml:space="preserve"> in range(n):</w:t>
+            </w:r>
+          </w:p>
+          <w:p>
+            <w:pPr>
+              <w:pStyle w:val="af2"/>
+            </w:pPr>
+            <w:r>
+              <w:t xml:space="preserve">            </w:t>
+            </w:r>
+            <w:proofErr w:type="gramStart"/>
+            <w:r>
+              <w:t>print(</w:t>
+            </w:r>
+            <w:proofErr w:type="gramEnd"/>
+            <w:r>
+              <w:t>f"    x{i+1} = {</w:t>
+            </w:r>
+            <w:proofErr w:type="spellStart"/>
+            <w:r>
+              <w:t>X.copy</w:t>
+            </w:r>
+            <w:proofErr w:type="spellEnd"/>
+            <w:r>
+              <w:t>()[</w:t>
+            </w:r>
+            <w:proofErr w:type="spellStart"/>
+            <w:r>
+              <w:t>i</w:t>
+            </w:r>
+            <w:proofErr w:type="spellEnd"/>
+            <w:r>
+              <w:t>]:.10f}")</w:t>
+            </w:r>
+          </w:p>
+          <w:p>
+            <w:pPr>
+              <w:pStyle w:val="af2"/>
+            </w:pPr>
+          </w:p>
+          <w:p>
+            <w:pPr>
+              <w:pStyle w:val="af2"/>
+              <w:rPr>
+                <w:lang w:val="ru-RU"/>
+              </w:rPr>
+            </w:pPr>
+            <w:r>
+              <w:t>        if</w:t>
+            </w:r>
+            <w:r>
+              <w:rPr>
+                <w:lang w:val="ru-RU"/>
+              </w:rPr>
+              <w:t xml:space="preserve"> </w:t>
+            </w:r>
+            <w:r>
+              <w:t>delta</w:t>
+            </w:r>
+            <w:r>
+              <w:rPr>
+                <w:lang w:val="ru-RU"/>
+              </w:rPr>
+              <w:t xml:space="preserve"> &lt; </w:t>
+            </w:r>
+            <w:r>
+              <w:t>e</w:t>
+            </w:r>
+            <w:r>
+              <w:rPr>
+                <w:lang w:val="ru-RU"/>
+              </w:rPr>
+              <w:t>:</w:t>
+            </w:r>
+          </w:p>
+          <w:p>
+            <w:pPr>
+              <w:pStyle w:val="af2"/>
+              <w:rPr>
+                <w:lang w:val="ru-RU"/>
+              </w:rPr>
+            </w:pPr>
+            <w:r>
+              <w:t> </w:t>
+            </w:r>
+            <w:r>
+              <w:rPr>
+                <w:lang w:val="ru-RU"/>
+              </w:rPr>
+              <w:t xml:space="preserve"> </w:t>
+            </w:r>
+            <w:r>
+              <w:t> </w:t>
+            </w:r>
+            <w:r>
+              <w:rPr>
+                <w:lang w:val="ru-RU"/>
+              </w:rPr>
+              <w:t xml:space="preserve"> </w:t>
+            </w:r>
+            <w:r>
+              <w:t> </w:t>
+            </w:r>
+            <w:r>
+              <w:rPr>
+                <w:lang w:val="ru-RU"/>
+              </w:rPr>
+              <w:t xml:space="preserve"> </w:t>
+            </w:r>
+            <w:r>
+              <w:t> </w:t>
+            </w:r>
+            <w:r>
+              <w:rPr>
+                <w:lang w:val="ru-RU"/>
+              </w:rPr>
+              <w:t xml:space="preserve"> </w:t>
+            </w:r>
+            <w:r>
+              <w:t> </w:t>
+            </w:r>
+            <w:r>
+              <w:rPr>
+                <w:lang w:val="ru-RU"/>
+              </w:rPr>
+              <w:t xml:space="preserve"> </w:t>
+            </w:r>
+            <w:r>
+              <w:t> </w:t>
+            </w:r>
+            <w:r>
+              <w:rPr>
+                <w:lang w:val="ru-RU"/>
+              </w:rPr>
+              <w:t xml:space="preserve"> </w:t>
+            </w:r>
+            <w:proofErr w:type="gramStart"/>
+            <w:r>
+              <w:t>print</w:t>
+            </w:r>
+            <w:r>
+              <w:rPr>
+                <w:lang w:val="ru-RU"/>
+              </w:rPr>
+              <w:t>(</w:t>
+            </w:r>
+            <w:proofErr w:type="gramEnd"/>
+            <w:r>
+              <w:t>f</w:t>
+            </w:r>
+            <w:r>
+              <w:rPr>
+                <w:lang w:val="ru-RU"/>
+              </w:rPr>
+              <w:t>"Решение найдено за {</w:t>
+            </w:r>
+            <w:r>
+              <w:t>k</w:t>
+            </w:r>
+            <w:r>
+              <w:rPr>
+                <w:lang w:val="ru-RU"/>
+              </w:rPr>
+              <w:t>} итераций:")</w:t>
+            </w:r>
+          </w:p>
+          <w:p>
+            <w:pPr>
+              <w:pStyle w:val="af2"/>
+            </w:pPr>
+            <w:r>
+              <w:t> </w:t>
+            </w:r>
+            <w:r>
+              <w:rPr>
+                <w:lang w:val="ru-RU"/>
+              </w:rPr>
+              <w:t xml:space="preserve"> </w:t>
+            </w:r>
+            <w:r>
+              <w:t> </w:t>
+            </w:r>
+            <w:r>
+              <w:rPr>
+                <w:lang w:val="ru-RU"/>
+              </w:rPr>
+              <w:t xml:space="preserve"> </w:t>
+            </w:r>
+            <w:r>
+              <w:t> </w:t>
+            </w:r>
+            <w:r>
+              <w:rPr>
+                <w:lang w:val="ru-RU"/>
+              </w:rPr>
+              <w:t xml:space="preserve"> </w:t>
+            </w:r>
+            <w:r>
+              <w:t> </w:t>
+            </w:r>
+            <w:r>
+              <w:rPr>
+                <w:lang w:val="ru-RU"/>
+              </w:rPr>
+              <w:t xml:space="preserve"> </w:t>
+            </w:r>
+            <w:r>
+              <w:t> </w:t>
+            </w:r>
+            <w:r>
+              <w:rPr>
+                <w:lang w:val="ru-RU"/>
+              </w:rPr>
+              <w:t xml:space="preserve"> </w:t>
+            </w:r>
+            <w:r>
+              <w:t> </w:t>
+            </w:r>
+            <w:r>
+              <w:rPr>
+                <w:lang w:val="ru-RU"/>
+              </w:rPr>
+              <w:t xml:space="preserve"> </w:t>
+            </w:r>
+            <w:proofErr w:type="gramStart"/>
+            <w:r>
+              <w:t>print(</w:t>
+            </w:r>
+            <w:proofErr w:type="gramEnd"/>
+            <w:r>
+              <w:t>"</w:t>
+            </w:r>
+            <w:proofErr w:type="spellStart"/>
+            <w:r>
+              <w:t>Вектор</w:t>
+            </w:r>
+            <w:proofErr w:type="spellEnd"/>
+            <w:r>
+              <w:t xml:space="preserve"> </w:t>
+            </w:r>
+            <w:proofErr w:type="spellStart"/>
+            <w:r>
+              <w:t>неизвестных</w:t>
+            </w:r>
+            <w:proofErr w:type="spellEnd"/>
+            <w:r>
+              <w:t>:")</w:t>
+            </w:r>
+          </w:p>
+          <w:p>
+            <w:pPr>
+              <w:pStyle w:val="af2"/>
+            </w:pPr>
+            <w:r>
+              <w:t xml:space="preserve">            for </w:t>
+            </w:r>
+            <w:proofErr w:type="spellStart"/>
+            <w:r>
+              <w:t>i</w:t>
+            </w:r>
+            <w:proofErr w:type="spellEnd"/>
+            <w:r>
+              <w:t xml:space="preserve"> in range(n):</w:t>
+            </w:r>
+          </w:p>
+          <w:p>
+            <w:pPr>
+              <w:pStyle w:val="af2"/>
+            </w:pPr>
+            <w:r>
+              <w:t>                print(</w:t>
+            </w:r>
+            <w:proofErr w:type="spellStart"/>
+            <w:r>
+              <w:t>f"x</w:t>
+            </w:r>
+            <w:proofErr w:type="spellEnd"/>
+            <w:r>
+              <w:t>{i+1} = {X[</w:t>
+            </w:r>
+            <w:proofErr w:type="spellStart"/>
+            <w:r>
+              <w:t>i</w:t>
+            </w:r>
+            <w:proofErr w:type="spellEnd"/>
+            <w:r>
+              <w:t>]:.10f}")</w:t>
+            </w:r>
+          </w:p>
+          <w:p>
+            <w:pPr>
+              <w:pStyle w:val="af2"/>
+            </w:pPr>
+            <w:r>
+              <w:t>            break</w:t>
+            </w:r>
+          </w:p>
+          <w:p>
+            <w:pPr>
+              <w:pStyle w:val="af2"/>
+            </w:pPr>
+            <w:r>
+              <w:t>        else:</w:t>
+            </w:r>
+          </w:p>
+          <w:p>
+            <w:pPr>
+              <w:pStyle w:val="af2"/>
+            </w:pPr>
+            <w:r>
+              <w:t>            if k &lt; m:</w:t>
+            </w:r>
+          </w:p>
+          <w:p>
+            <w:pPr>
+              <w:pStyle w:val="af2"/>
+              <w:rPr>
+                <w:lang w:val="ru-RU"/>
+              </w:rPr>
+            </w:pPr>
+            <w:r>
+              <w:t>                k</w:t>
+            </w:r>
+            <w:r>
+              <w:rPr>
+                <w:lang w:val="ru-RU"/>
+              </w:rPr>
+              <w:t xml:space="preserve"> = </w:t>
+            </w:r>
+            <w:r>
+              <w:t>k</w:t>
+            </w:r>
+            <w:r>
+              <w:rPr>
+                <w:lang w:val="ru-RU"/>
+              </w:rPr>
+              <w:t xml:space="preserve"> + 1</w:t>
+            </w:r>
+          </w:p>
+          <w:p>
+            <w:pPr>
+              <w:pStyle w:val="af2"/>
+              <w:rPr>
+                <w:lang w:val="ru-RU"/>
+              </w:rPr>
+            </w:pPr>
+            <w:r>
+              <w:t> </w:t>
+            </w:r>
+            <w:r>
+              <w:rPr>
+                <w:lang w:val="ru-RU"/>
+              </w:rPr>
+              <w:t xml:space="preserve"> </w:t>
+            </w:r>
+            <w:r>
+              <w:t> </w:t>
+            </w:r>
+            <w:r>
+              <w:rPr>
+                <w:lang w:val="ru-RU"/>
+              </w:rPr>
+              <w:t xml:space="preserve"> </w:t>
+            </w:r>
+            <w:r>
+              <w:t> </w:t>
+            </w:r>
+            <w:r>
+              <w:rPr>
+                <w:lang w:val="ru-RU"/>
+              </w:rPr>
+              <w:t xml:space="preserve"> </w:t>
+            </w:r>
+            <w:r>
+              <w:t> </w:t>
+            </w:r>
+            <w:r>
+              <w:rPr>
+                <w:lang w:val="ru-RU"/>
+              </w:rPr>
+              <w:t xml:space="preserve"> </w:t>
+            </w:r>
+            <w:r>
+              <w:t> </w:t>
+            </w:r>
+            <w:r>
+              <w:rPr>
+                <w:lang w:val="ru-RU"/>
+              </w:rPr>
+              <w:t xml:space="preserve"> </w:t>
+            </w:r>
+            <w:r>
+              <w:t> </w:t>
+            </w:r>
+            <w:r>
+              <w:rPr>
+                <w:lang w:val="ru-RU"/>
+              </w:rPr>
+              <w:t xml:space="preserve"> </w:t>
+            </w:r>
+            <w:r>
+              <w:t>else</w:t>
+            </w:r>
+            <w:r>
+              <w:rPr>
+                <w:lang w:val="ru-RU"/>
+              </w:rPr>
+              <w:t>:</w:t>
+            </w:r>
+          </w:p>
+          <w:p>
+            <w:pPr>
+              <w:pStyle w:val="af2"/>
+              <w:rPr>
+                <w:lang w:val="ru-RU"/>
+              </w:rPr>
+            </w:pPr>
+            <w:r>
+              <w:t> </w:t>
+            </w:r>
+            <w:r>
+              <w:rPr>
+                <w:lang w:val="ru-RU"/>
+              </w:rPr>
+              <w:t xml:space="preserve"> </w:t>
+            </w:r>
+            <w:r>
+              <w:t> </w:t>
+            </w:r>
+            <w:r>
+              <w:rPr>
+                <w:lang w:val="ru-RU"/>
+              </w:rPr>
+              <w:t xml:space="preserve"> </w:t>
+            </w:r>
+            <w:r>
+              <w:t> </w:t>
+            </w:r>
+            <w:r>
+              <w:rPr>
+                <w:lang w:val="ru-RU"/>
+              </w:rPr>
+              <w:t xml:space="preserve"> </w:t>
+            </w:r>
+            <w:r>
+              <w:t> </w:t>
+            </w:r>
+            <w:r>
+              <w:rPr>
+                <w:lang w:val="ru-RU"/>
+              </w:rPr>
+              <w:t xml:space="preserve"> </w:t>
+            </w:r>
+            <w:r>
+              <w:t> </w:t>
+            </w:r>
+            <w:r>
+              <w:rPr>
+                <w:lang w:val="ru-RU"/>
+              </w:rPr>
+              <w:t xml:space="preserve"> </w:t>
+            </w:r>
+            <w:r>
+              <w:t> </w:t>
+            </w:r>
+            <w:r>
+              <w:rPr>
+                <w:lang w:val="ru-RU"/>
+              </w:rPr>
+              <w:t xml:space="preserve"> </w:t>
+            </w:r>
+            <w:r>
+              <w:t> </w:t>
+            </w:r>
+            <w:r>
+              <w:rPr>
+                <w:lang w:val="ru-RU"/>
+              </w:rPr>
+              <w:t xml:space="preserve"> </w:t>
+            </w:r>
+            <w:r>
+              <w:t> </w:t>
+            </w:r>
+            <w:r>
+              <w:rPr>
+                <w:lang w:val="ru-RU"/>
+              </w:rPr>
+              <w:t xml:space="preserve"> </w:t>
+            </w:r>
+            <w:proofErr w:type="gramStart"/>
+            <w:r>
+              <w:t>print</w:t>
+            </w:r>
+            <w:r>
+              <w:rPr>
+                <w:lang w:val="ru-RU"/>
+              </w:rPr>
+              <w:t>(</w:t>
+            </w:r>
+            <w:proofErr w:type="gramEnd"/>
+            <w:r>
+              <w:rPr>
+                <w:lang w:val="ru-RU"/>
+              </w:rPr>
+              <w:t>"Итерации расходятся")</w:t>
+            </w:r>
+          </w:p>
+          <w:p>
+            <w:pPr>
+              <w:pStyle w:val="af2"/>
+            </w:pPr>
+            <w:r>
+              <w:t> </w:t>
+            </w:r>
+            <w:r>
+              <w:rPr>
+                <w:lang w:val="ru-RU"/>
+              </w:rPr>
+              <w:t xml:space="preserve"> </w:t>
+            </w:r>
+            <w:r>
+              <w:t> </w:t>
+            </w:r>
+            <w:r>
+              <w:rPr>
+                <w:lang w:val="ru-RU"/>
+              </w:rPr>
+              <w:t xml:space="preserve"> </w:t>
+            </w:r>
+            <w:r>
+              <w:t> </w:t>
+            </w:r>
+            <w:r>
+              <w:rPr>
+                <w:lang w:val="ru-RU"/>
+              </w:rPr>
+              <w:t xml:space="preserve"> </w:t>
+            </w:r>
+            <w:r>
+              <w:t> </w:t>
+            </w:r>
+            <w:r>
+              <w:rPr>
+                <w:lang w:val="ru-RU"/>
+              </w:rPr>
+              <w:t xml:space="preserve"> </w:t>
+            </w:r>
+            <w:r>
+              <w:t> </w:t>
+            </w:r>
+            <w:r>
+              <w:rPr>
+                <w:lang w:val="ru-RU"/>
+              </w:rPr>
+              <w:t xml:space="preserve"> </w:t>
+            </w:r>
+            <w:r>
+              <w:t> </w:t>
+            </w:r>
+            <w:r>
+              <w:rPr>
+                <w:lang w:val="ru-RU"/>
+              </w:rPr>
+              <w:t xml:space="preserve"> </w:t>
+            </w:r>
+            <w:r>
+              <w:t> </w:t>
+            </w:r>
+            <w:r>
+              <w:rPr>
+                <w:lang w:val="ru-RU"/>
+              </w:rPr>
+              <w:t xml:space="preserve"> </w:t>
+            </w:r>
+            <w:r>
+              <w:t> </w:t>
+            </w:r>
+            <w:r>
+              <w:rPr>
+                <w:lang w:val="ru-RU"/>
+              </w:rPr>
+              <w:t xml:space="preserve"> </w:t>
+            </w:r>
+            <w:r>
+              <w:t>break</w:t>
+            </w:r>
+          </w:p>
+          <w:p>
+            <w:pPr>
+              <w:pStyle w:val="af2"/>
+            </w:pPr>
+          </w:p>
+        </w:tc>
+      </w:tr>
+    </w:tbl>
+    <w:p>
+      <w:pPr>
+        <w:pStyle w:val="af2"/>
+      </w:pPr>
+    </w:p>
+    <w:p>
+      <w:pPr>
+        <w:pStyle w:val="af2"/>
+        <w:pPrChange w:id="8" w:author="Vasy Medov" w:date="2026-02-19T17:43:00Z">
+          <w:pPr>
+            <w:pStyle w:val="10"/>
+          </w:pPr>
+        </w:pPrChange>
+      </w:pPr>
     </w:p>
     <w:p>
       <w:r>
@@ -1331,36 +2634,20 @@
           <w:t>Код вычислительного метода</w:t>
         </w:r>
       </w:hyperlink>
+      <w:bookmarkStart w:id="9" w:name="_Toc182062728"/>
+    </w:p>
+    <w:p>
+      <w:pPr>
+        <w:pStyle w:val="10"/>
+      </w:pPr>
     </w:p>
     <w:p/>
-    <w:p>
-      <w:pPr>
-        <w:pStyle w:val="10"/>
-        <w:rPr>
-          <w:lang w:val="en-US"/>
-        </w:rPr>
-      </w:pPr>
-      <w:bookmarkStart w:id="7" w:name="_Toc182062728"/>
-    </w:p>
-    <w:p>
-      <w:pPr>
-        <w:pStyle w:val="10"/>
-        <w:rPr>
-          <w:lang w:val="en-US"/>
-        </w:rPr>
-      </w:pPr>
-    </w:p>
-    <w:p>
-      <w:pPr>
-        <w:pStyle w:val="10"/>
-        <w:rPr>
-          <w:lang w:val="en-US"/>
-        </w:rPr>
-      </w:pPr>
-    </w:p>
-    <w:p>
-      <w:pPr>
-        <w:pStyle w:val="10"/>
+    <w:p/>
+    <w:p/>
+    <w:p/>
+    <w:p/>
+    <w:p>
+      <w:pPr>
         <w:rPr>
           <w:lang w:val="en-US"/>
         </w:rPr>
@@ -1374,7 +2661,7 @@
         <w:lastRenderedPageBreak/>
         <w:t>Результат работы</w:t>
       </w:r>
-      <w:bookmarkEnd w:id="7"/>
+      <w:bookmarkEnd w:id="9"/>
     </w:p>
     <w:p>
       <w:pPr>
@@ -1390,6 +2677,7 @@
       <w:r>
         <w:rPr>
           <w:rFonts w:ascii="Courier New" w:eastAsia="Times New Roman" w:hAnsi="Courier New" w:cs="Courier New"/>
+          <w:noProof/>
           <w:color w:val="303570"/>
           <w:sz w:val="20"/>
           <w:szCs w:val="20"/>
@@ -1434,6 +2722,7 @@
       <w:r>
         <w:rPr>
           <w:rFonts w:ascii="Courier New" w:eastAsia="Times New Roman" w:hAnsi="Courier New" w:cs="Courier New"/>
+          <w:noProof/>
           <w:color w:val="303570"/>
           <w:sz w:val="20"/>
           <w:szCs w:val="20"/>
@@ -1484,7 +2773,7 @@
           <w:lang w:val="en-US"/>
         </w:rPr>
       </w:pPr>
-      <w:bookmarkStart w:id="8" w:name="_Toc182062729"/>
+      <w:bookmarkStart w:id="10" w:name="_Toc182062729"/>
     </w:p>
     <w:p>
       <w:pPr>
@@ -1493,7 +2782,7 @@
       <w:r>
         <w:t>Вывод</w:t>
       </w:r>
-      <w:bookmarkEnd w:id="8"/>
+      <w:bookmarkEnd w:id="10"/>
     </w:p>
     <w:p>
       <w:r>
@@ -1539,7 +2828,12 @@
         <w:ind w:left="0" w:firstLine="0"/>
         <w:rPr>
           <w:noProof/>
-          <w:lang w:val="en-US"/>
+          <w:rPrChange w:id="11" w:author="Vasy Medov" w:date="2026-02-19T00:03:00Z">
+            <w:rPr>
+              <w:noProof/>
+              <w:lang w:val="en-US"/>
+            </w:rPr>
+          </w:rPrChange>
         </w:rPr>
       </w:pPr>
     </w:p>
@@ -1551,7 +2845,7 @@
         <w:rPr>
           <w:lang w:val="en-US"/>
         </w:rPr>
-        <w:pPrChange w:id="9" w:author="Vasy Medov" w:date="2026-02-18T21:23:00Z">
+        <w:pPrChange w:id="12" w:author="Vasy Medov" w:date="2026-02-18T21:23:00Z">
           <w:pPr>
             <w:pStyle w:val="ad"/>
             <w:ind w:left="0" w:firstLine="0"/>
@@ -1563,7 +2857,7 @@
           <w:noProof/>
         </w:rPr>
         <w:drawing>
-          <wp:inline distT="0" distB="0" distL="0" distR="0" wp14:anchorId="3350B4AD" wp14:editId="3CE43127">
+          <wp:inline distT="0" distB="0" distL="0" distR="0" wp14:anchorId="3350B4AD" wp14:editId="0C13D920">
             <wp:extent cx="1883583" cy="1905532"/>
             <wp:effectExtent l="0" t="0" r="2540" b="0"/>
             <wp:docPr id="7" name="Рисунок 7"/>
@@ -3534,7 +4828,6 @@
   <w:style w:type="character" w:default="1" w:styleId="a1">
     <w:name w:val="Default Paragraph Font"/>
     <w:uiPriority w:val="1"/>
-    <w:semiHidden/>
     <w:unhideWhenUsed/>
   </w:style>
   <w:style w:type="table" w:default="1" w:styleId="a2">
@@ -3916,6 +5209,33 @@
       <w:szCs w:val="24"/>
     </w:rPr>
   </w:style>
+  <w:style w:type="paragraph" w:customStyle="1" w:styleId="af2">
+    <w:name w:val="Код"/>
+    <w:basedOn w:val="a0"/>
+    <w:link w:val="af3"/>
+    <w:qFormat/>
+    <w:rsid w:val="00571C7F"/>
+    <w:pPr>
+      <w:spacing w:after="0" w:line="240" w:lineRule="auto"/>
+    </w:pPr>
+    <w:rPr>
+      <w:color w:val="833C0B" w:themeColor="accent2" w:themeShade="80"/>
+      <w:sz w:val="24"/>
+      <w:lang w:val="en-US"/>
+    </w:rPr>
+  </w:style>
+  <w:style w:type="character" w:customStyle="1" w:styleId="af3">
+    <w:name w:val="Код Знак"/>
+    <w:basedOn w:val="a1"/>
+    <w:link w:val="af2"/>
+    <w:rsid w:val="00571C7F"/>
+    <w:rPr>
+      <w:rFonts w:ascii="Times New Roman" w:hAnsi="Times New Roman"/>
+      <w:color w:val="833C0B" w:themeColor="accent2" w:themeShade="80"/>
+      <w:sz w:val="24"/>
+      <w:lang w:val="en-US"/>
+    </w:rPr>
+  </w:style>
 </w:styles>
 </file>
 
